--- a/assets/legal-templates/code-of-conduct.docx
+++ b/assets/legal-templates/code-of-conduct.docx
@@ -911,7 +911,7 @@
                 <w:sz w:val="17"/>
                 <w:szCs w:val="17"/>
               </w:rPr>
-              <w:t xml:space="preserve">Safeguarding Policy and Procedure · Anti-Harassment, Intimidation and Bullying Policy and Procedure · Whistleblowing Policy and Procedure · Fraud, Bribery and Corruption Policy and Procedure · Conflict of Interest Policy · Data Protection Policy</w:t>
+              <w:t xml:space="preserve">Safeguarding Policy and Procedure · Anti-Harassment, Intimidation and Bullying Policy and Procedure · Whistleblowing Policy and Procedure · Fraud, Bribery and Corruption Policy and Procedure · Conflict of Interest Policy · Data Protection Policy · Disciplinary and Grievance Procedure</w:t>
             </w:r>
           </w:p>
         </w:tc>
@@ -5307,7 +5307,7 @@
           <w:sz w:val="20"/>
           <w:szCs w:val="20"/>
         </w:rPr>
-        <w:t xml:space="preserve">end a contract, volunteer role or board membership, or dismiss an employee, following our disciplinary procedure and the law;</w:t>
+        <w:t xml:space="preserve">end a contract, volunteer role or board membership, or dismiss an employee, following our Disciplinary and Grievance Procedure and the law;</w:t>
       </w:r>
     </w:p>
     <w:p>
@@ -5480,7 +5480,7 @@
                 <w:sz w:val="19"/>
                 <w:szCs w:val="19"/>
               </w:rPr>
-              <w:t xml:space="preserve">Check that these steps match your employment contracts, volunteer agreements and local employment law. In many countries an employer must follow a set disciplinary process before dismissal. If you have no disciplinary procedure yet, note that as an action.</w:t>
+              <w:t xml:space="preserve">Check that these steps match your employment contracts, volunteer agreements and local employment law. In many countries an employer must follow a set disciplinary process before dismissal. If you do not have one yet, adapt the Disciplinary and Grievance Procedure template.</w:t>
             </w:r>
           </w:p>
         </w:tc>
@@ -5659,6 +5659,25 @@
           <w:highlight w:val="yellow"/>
         </w:rPr>
         <w:t xml:space="preserve">[Any other policies you have]</w:t>
+      </w:r>
+    </w:p>
+    <w:p>
+      <w:pPr>
+        <w:pStyle w:val="ListParagraph"/>
+        <w:numPr>
+          <w:ilvl w:val="0"/>
+          <w:numId w:val="3"/>
+        </w:numPr>
+        <w:spacing w:after="80" w:line="290"/>
+      </w:pPr>
+      <w:r>
+        <w:rPr>
+          <w:rFonts w:ascii="Nunito Sans" w:cs="Nunito Sans" w:eastAsia="Nunito Sans" w:hAnsi="Nunito Sans"/>
+          <w:color w:val="102E3B"/>
+          <w:sz w:val="20"/>
+          <w:szCs w:val="20"/>
+        </w:rPr>
+        <w:t xml:space="preserve">Disciplinary and Grievance Procedure</w:t>
       </w:r>
     </w:p>
     <w:p>

--- a/assets/legal-templates/code-of-conduct.docx
+++ b/assets/legal-templates/code-of-conduct.docx
@@ -19,7 +19,7 @@
             <wp:extent cx="7562850" cy="10696575"/>
             <wp:effectExtent t="0" r="0" b="0" l="0"/>
             <wp:wrapNone/>
-            <wp:docPr id="7" name="" descr="" title=""/>
+            <wp:docPr id="15" name="" descr="" title=""/>
             <wp:cNvGraphicFramePr>
               <a:graphicFrameLocks xmlns:a="http://schemas.openxmlformats.org/drawingml/2006/main" noChangeAspect="1"/>
             </wp:cNvGraphicFramePr>
@@ -74,7 +74,7 @@
     </w:p>
     <w:p>
       <w:pPr>
-        <w:spacing w:after="300"/>
+        <w:spacing w:after="360" w:line="360" w:lineRule="atLeast"/>
       </w:pPr>
       <w:r>
         <w:rPr>
@@ -91,7 +91,7 @@
     </w:p>
     <w:p>
       <w:pPr>
-        <w:spacing w:after="280" w:before="240" w:line="260"/>
+        <w:spacing w:after="280" w:before="120" w:line="920" w:lineRule="atLeast"/>
       </w:pPr>
       <w:r>
         <w:rPr>
@@ -6581,7 +6581,7 @@
         <w:sz w:val="14"/>
         <w:szCs w:val="14"/>
       </w:rPr>
-      <w:t xml:space="preserve">  |  Code of Conduct  |  Version [1.0]  |  From a Method into Impact template</w:t>
+      <w:t xml:space="preserve">  |  Code of Conduct  |  Version [1.0]  |  Method into Impact template, edition 2026-10</w:t>
     </w:r>
     <w:r>
       <w:rPr>
@@ -6654,7 +6654,7 @@
         <wp:inline distT="0" distB="0" distL="0" distR="0">
           <wp:extent cx="1333500" cy="204788"/>
           <wp:effectExtent t="0" r="0" b="0" l="0"/>
-          <wp:docPr id="8" name="" descr="" title=""/>
+          <wp:docPr id="16" name="" descr="" title=""/>
           <wp:cNvGraphicFramePr>
             <a:graphicFrameLocks xmlns:a="http://schemas.openxmlformats.org/drawingml/2006/main" noChangeAspect="1"/>
           </wp:cNvGraphicFramePr>

--- a/assets/legal-templates/code-of-conduct.docx
+++ b/assets/legal-templates/code-of-conduct.docx
@@ -1106,7 +1106,7 @@
                 <w:sz w:val="16"/>
                 <w:szCs w:val="16"/>
               </w:rPr>
-              <w:t xml:space="preserve">This is a template, not legal advice. It is a general starting point written for small purpose-led organisations working in different countries. Laws, regulators and funders differ, and they change. Method into Impact does not guarantee that this template is complete, current or suitable for your circumstances, and using it does not create an adviser–client relationship. You are responsible for adapting it, getting local advice and approving the final version. Licensed for use within one organisation; please do not resell or republish it.</w:t>
+              <w:t xml:space="preserve">This is a template, not legal advice. It is a general starting point written for small purpose-led organisations and entrepreneurs working in different countries. Laws, regulators and funders differ, and they change. Method into Impact does not guarantee that this template is complete, current or suitable for your circumstances, and using it does not create an adviser–client relationship. You are responsible for adapting it, getting local advice and approving the final version. Licensed for use within one organisation; please do not resell or republish it.</w:t>
             </w:r>
           </w:p>
         </w:tc>
